--- a/samples/数字集成电路设计/课程资料/第1章 CMOS反相器/虚拟实验/实验报告模板/实验1.5 实验报告模板.docx
+++ b/samples/数字集成电路设计/课程资料/第1章 CMOS反相器/虚拟实验/实验报告模板/实验1.5 实验报告模板.docx
@@ -1079,7 +1079,7 @@
         <w:rPr>
           <w:rFonts w:ascii="Times New Roman" w:hAnsi="Times New Roman" w:eastAsia="宋体"/>
         </w:rPr>
-        <w:t>约 1 万个门，α = 0.1，100 MHz，每门 5 fF。(1) 1.8 V 时动态功耗多少（参考：1.62 mW）？(2) 降到 1.2 V 呢（参考：0.72 mW）？(3) 控制环要求 FO4 ≤ 100 ps，最低能降到多少伏？电机电流远大于芯片，芯片省电对整车续航有意义吗？什么场合有意义？</w:t>
+        <w:t>约 1 万个门，0→1 翻转率 α = 0.1，100 MHz，每门 5 fF。(1) 1.8 V 时动态功耗多少（参考：1.62 mW）？(2) 降到 1.2 V 呢（参考：0.72 mW）？(3) 控制环要求 FO4 ≤ 100 ps，最低能降到多少伏（参考：约 1.21 V；1.20 V 时 FO4 为 100.5 ps，刚好超标）？电机电流远大于芯片，芯片省电对整车续航有意义吗？什么场合有意义？</w:t>
       </w:r>
     </w:p>
     <w:p>
@@ -1093,7 +1093,7 @@
           <w:color w:val="5B6B75"/>
           <w:sz w:val="19"/>
         </w:rPr>
-        <w:t>About 10 000 gates, α = 0.1, 100 MHz, 5 fF per gate. (1) Dynamic power at 1.8 V (reference: 1.62 mW)? (2) At 1.2 V (reference: 0.72 mW)? (3) If the control loop needs FO4 ≤ 100 ps, how low can the supply go? The motors draw far more than the chip—does saving chip power matter for battery life, and when does it?</w:t>
+        <w:t>About 10 000 gates, 0→1 activity α = 0.1, 100 MHz, 5 fF per gate. (1) Dynamic power at 1.8 V (reference: 1.62 mW)? (2) At 1.2 V (reference: 0.72 mW)? (3) If the control loop needs FO4 ≤ 100 ps, how low can the supply go (reference: about 1.21 V; at 1.20 V FO4 is 100.5 ps, just over)? The motors draw far more than the chip—does saving chip power matter for battery life, and when does it?</w:t>
       </w:r>
     </w:p>
     <w:p>
@@ -1510,6 +1510,19 @@
           <w:rFonts w:ascii="Times New Roman" w:hAnsi="Times New Roman" w:eastAsia="宋体"/>
         </w:rPr>
         <w:t>如使用了 AI，请写明用在哪里：</w:t>
+      </w:r>
+    </w:p>
+    <w:p>
+      <w:pPr>
+        <w:spacing w:after="120"/>
+      </w:pPr>
+      <w:r>
+        <w:rPr>
+          <w:rFonts w:ascii="Times New Roman" w:hAnsi="Times New Roman" w:eastAsia="宋体"/>
+          <w:color w:val="5B6B75"/>
+          <w:sz w:val="19"/>
+        </w:rPr>
+        <w:t>If you used AI, say where and how:</w:t>
       </w:r>
     </w:p>
     <w:p>

--- a/samples/数字集成电路设计/课程资料/第1章 CMOS反相器/虚拟实验/实验报告模板/实验1.5 实验报告模板.docx
+++ b/samples/数字集成电路设计/课程资料/第1章 CMOS反相器/虚拟实验/实验报告模板/实验1.5 实验报告模板.docx
@@ -1079,7 +1079,7 @@
         <w:rPr>
           <w:rFonts w:ascii="Times New Roman" w:hAnsi="Times New Roman" w:eastAsia="宋体"/>
         </w:rPr>
-        <w:t>约 1 万个门，0→1 翻转率 α = 0.1，100 MHz，每门 5 fF。(1) 1.8 V 时动态功耗多少（参考：1.62 mW）？(2) 降到 1.2 V 呢（参考：0.72 mW）？(3) 控制环要求 FO4 ≤ 100 ps，最低能降到多少伏（参考：约 1.21 V；1.20 V 时 FO4 为 100.5 ps，刚好超标）？电机电流远大于芯片，芯片省电对整车续航有意义吗？什么场合有意义？</w:t>
+        <w:t>约 1 万个门，0→1 翻转率 α = 0.1，100 MHz，每门 5 fF。(1) 1.8 V 时动态功耗多少（参考：1.62 mW）？(2) 降到 1.2 V 呢（参考：0.72 mW）？(3) 控制环要求 FO4 ≤ 100 ps，最低能降到多少伏（参考：约 1.27 V；1.20 V 时 FO4 约 115 ps，超标）？电机电流远大于芯片，芯片省电对整车续航有意义吗？什么场合有意义？</w:t>
       </w:r>
     </w:p>
     <w:p>
@@ -1093,7 +1093,7 @@
           <w:color w:val="5B6B75"/>
           <w:sz w:val="19"/>
         </w:rPr>
-        <w:t>About 10 000 gates, 0→1 activity α = 0.1, 100 MHz, 5 fF per gate. (1) Dynamic power at 1.8 V (reference: 1.62 mW)? (2) At 1.2 V (reference: 0.72 mW)? (3) If the control loop needs FO4 ≤ 100 ps, how low can the supply go (reference: about 1.21 V; at 1.20 V FO4 is 100.5 ps, just over)? The motors draw far more than the chip—does saving chip power matter for battery life, and when does it?</w:t>
+        <w:t>About 10 000 gates, 0→1 activity α = 0.1, 100 MHz, 5 fF per gate. (1) Dynamic power at 1.8 V (reference: 1.62 mW)? (2) At 1.2 V (reference: 0.72 mW)? (3) If the control loop needs FO4 ≤ 100 ps, how low can the supply go (reference: about 1.27 V; at 1.20 V FO4 is about 115 ps, over the limit)? The motors draw far more than the chip—does saving chip power matter for battery life, and when does it?</w:t>
       </w:r>
     </w:p>
     <w:p>

--- a/samples/数字集成电路设计/课程资料/第1章 CMOS反相器/虚拟实验/实验报告模板/实验1.5 实验报告模板.docx
+++ b/samples/数字集成电路设计/课程资料/第1章 CMOS反相器/虚拟实验/实验报告模板/实验1.5 实验报告模板.docx
@@ -1079,7 +1079,7 @@
         <w:rPr>
           <w:rFonts w:ascii="Times New Roman" w:hAnsi="Times New Roman" w:eastAsia="宋体"/>
         </w:rPr>
-        <w:t>约 1 万个门，0→1 翻转率 α = 0.1，100 MHz，每门 5 fF。(1) 1.8 V 时动态功耗多少（参考：1.62 mW）？(2) 降到 1.2 V 呢（参考：0.72 mW）？(3) 控制环要求 FO4 ≤ 100 ps，最低能降到多少伏（参考：约 1.27 V；1.20 V 时 FO4 约 115 ps，超标）？电机电流远大于芯片，芯片省电对整车续航有意义吗？什么场合有意义？</w:t>
+        <w:t>约 1 万个门，0→1 翻转率 α = 0.1，100 MHz，每门 5 fF。(1) 1.8 V 时动态功耗多少（参考：1.62 mW）？(2) 降到 1.2 V 呢（参考：0.72 mW）？(3) 控制环要求 FO4 ≤ 100 ps，最低能降到多少伏（参考：约 1.31 V；1.20 V 时 FO4 约 125 ps，超标）？电机电流远大于芯片，芯片省电对整车续航有意义吗？什么场合有意义？</w:t>
       </w:r>
     </w:p>
     <w:p>
@@ -1093,7 +1093,7 @@
           <w:color w:val="5B6B75"/>
           <w:sz w:val="19"/>
         </w:rPr>
-        <w:t>About 10 000 gates, 0→1 activity α = 0.1, 100 MHz, 5 fF per gate. (1) Dynamic power at 1.8 V (reference: 1.62 mW)? (2) At 1.2 V (reference: 0.72 mW)? (3) If the control loop needs FO4 ≤ 100 ps, how low can the supply go (reference: about 1.27 V; at 1.20 V FO4 is about 115 ps, over the limit)? The motors draw far more than the chip—does saving chip power matter for battery life, and when does it?</w:t>
+        <w:t>About 10 000 gates, 0→1 activity α = 0.1, 100 MHz, 5 fF per gate. (1) Dynamic power at 1.8 V (reference: 1.62 mW)? (2) At 1.2 V (reference: 0.72 mW)? (3) If the control loop needs FO4 ≤ 100 ps, how low can the supply go (reference: about 1.31 V; at 1.20 V FO4 is about 125 ps, over the limit)? The motors draw far more than the chip—does saving chip power matter for battery life, and when does it?</w:t>
       </w:r>
     </w:p>
     <w:p>
